--- a/Grupa_CZWORKA.docx
+++ b/Grupa_CZWORKA.docx
@@ -15,18 +15,18 @@
         <w:tblLook w:val="04A0" w:firstRow="1" w:lastRow="0" w:firstColumn="1" w:lastColumn="0" w:noHBand="0" w:noVBand="1"/>
       </w:tblPr>
       <w:tblGrid>
-        <w:gridCol w:w="554"/>
-        <w:gridCol w:w="946"/>
-        <w:gridCol w:w="1123"/>
-        <w:gridCol w:w="1254"/>
-        <w:gridCol w:w="687"/>
+        <w:gridCol w:w="555"/>
+        <w:gridCol w:w="944"/>
+        <w:gridCol w:w="1124"/>
+        <w:gridCol w:w="1252"/>
+        <w:gridCol w:w="688"/>
         <w:gridCol w:w="360"/>
         <w:gridCol w:w="630"/>
-        <w:gridCol w:w="447"/>
+        <w:gridCol w:w="448"/>
         <w:gridCol w:w="823"/>
         <w:gridCol w:w="420"/>
-        <w:gridCol w:w="539"/>
-        <w:gridCol w:w="1243"/>
+        <w:gridCol w:w="540"/>
+        <w:gridCol w:w="1242"/>
       </w:tblGrid>
       <w:tr>
         <w:trPr>
@@ -1473,7 +1473,7 @@
               <w:top w:val="single" w:sz="12" w:space="0" w:color="000000" w:themeColor="text1"/>
               <w:left w:val="single" w:sz="12" w:space="0" w:color="000000" w:themeColor="text1"/>
               <w:bottom w:val="single" w:sz="12" w:space="0" w:color="000000" w:themeColor="text1"/>
-              <w:right w:val="single" w:sz="12" w:space="0" w:color="000000" w:themeColor="text1"/>
+              <w:right w:val="single" w:sz="12" w:space="0" w:color="auto"/>
             </w:tcBorders>
             <w:shd w:val="clear" w:color="auto" w:fill="FFFFFF" w:themeFill="background1"/>
             <w:tcMar>
@@ -1969,6 +1969,10 @@
           <w:tcPr>
             <w:tcW w:w="428" w:type="dxa"/>
             <w:vMerge/>
+            <w:tcBorders>
+              <w:bottom w:val="single" w:sz="8" w:space="0" w:color="auto"/>
+              <w:right w:val="single" w:sz="12" w:space="0" w:color="auto"/>
+            </w:tcBorders>
             <w:tcMar>
               <w:left w:w="105" w:type="dxa"/>
               <w:right w:w="105" w:type="dxa"/>
@@ -2471,9 +2475,9 @@
           <w:tcPr>
             <w:tcW w:w="428" w:type="dxa"/>
             <w:tcBorders>
-              <w:top w:val="single" w:sz="12" w:space="0" w:color="000000" w:themeColor="text1"/>
-              <w:left w:val="single" w:sz="12" w:space="0" w:color="000000" w:themeColor="text1"/>
-              <w:bottom w:val="single" w:sz="12" w:space="0" w:color="000000" w:themeColor="text1"/>
+              <w:top w:val="single" w:sz="8" w:space="0" w:color="auto"/>
+              <w:left w:val="single" w:sz="12" w:space="0" w:color="000000" w:themeColor="text1"/>
+              <w:bottom w:val="single" w:sz="8" w:space="0" w:color="auto"/>
               <w:right w:val="single" w:sz="12" w:space="0" w:color="000000" w:themeColor="text1"/>
             </w:tcBorders>
             <w:shd w:val="clear" w:color="auto" w:fill="FFFFFF" w:themeFill="background1"/>
@@ -2504,6 +2508,7 @@
           <w:tcPr>
             <w:tcW w:w="465" w:type="dxa"/>
             <w:tcBorders>
+              <w:top w:val="single" w:sz="6" w:space="0" w:color="auto"/>
               <w:left w:val="single" w:sz="4" w:space="0" w:color="auto"/>
             </w:tcBorders>
             <w:tcMar>
@@ -2536,6 +2541,9 @@
         <w:tc>
           <w:tcPr>
             <w:tcW w:w="435" w:type="dxa"/>
+            <w:tcBorders>
+              <w:top w:val="single" w:sz="6" w:space="0" w:color="auto"/>
+            </w:tcBorders>
             <w:shd w:val="clear" w:color="auto" w:fill="F2F2F2" w:themeFill="background1" w:themeFillShade="F2"/>
             <w:tcMar>
               <w:left w:w="105" w:type="dxa"/>
@@ -2558,6 +2566,9 @@
         <w:tc>
           <w:tcPr>
             <w:tcW w:w="426" w:type="dxa"/>
+            <w:tcBorders>
+              <w:top w:val="single" w:sz="6" w:space="0" w:color="auto"/>
+            </w:tcBorders>
             <w:shd w:val="clear" w:color="auto" w:fill="FFFFFF" w:themeFill="background1"/>
             <w:tcMar>
               <w:left w:w="105" w:type="dxa"/>
@@ -2580,6 +2591,9 @@
         <w:tc>
           <w:tcPr>
             <w:tcW w:w="426" w:type="dxa"/>
+            <w:tcBorders>
+              <w:top w:val="single" w:sz="6" w:space="0" w:color="auto"/>
+            </w:tcBorders>
             <w:shd w:val="clear" w:color="auto" w:fill="F2F2F2" w:themeFill="background1" w:themeFillShade="F2"/>
             <w:tcMar>
               <w:left w:w="105" w:type="dxa"/>
@@ -2603,6 +2617,7 @@
           <w:tcPr>
             <w:tcW w:w="426" w:type="dxa"/>
             <w:tcBorders>
+              <w:top w:val="single" w:sz="6" w:space="0" w:color="auto"/>
               <w:right w:val="single" w:sz="12" w:space="0" w:color="000000" w:themeColor="text1"/>
             </w:tcBorders>
             <w:shd w:val="clear" w:color="auto" w:fill="F2F2F2" w:themeFill="background1" w:themeFillShade="F2"/>
@@ -2628,101 +2643,110 @@
           <w:tcPr>
             <w:tcW w:w="428" w:type="dxa"/>
             <w:tcBorders>
-              <w:left w:val="single" w:sz="12" w:space="0" w:color="000000" w:themeColor="text1"/>
-              <w:right w:val="single" w:sz="12" w:space="0" w:color="000000" w:themeColor="text1"/>
-            </w:tcBorders>
-            <w:shd w:val="clear" w:color="auto" w:fill="FFFFFF" w:themeFill="background1"/>
-            <w:tcMar>
-              <w:left w:w="105" w:type="dxa"/>
-              <w:right w:w="105" w:type="dxa"/>
-            </w:tcMar>
-            <w:vAlign w:val="center"/>
-          </w:tcPr>
-          <w:p>
-            <w:pPr>
-              <w:jc w:val="center"/>
-              <w:rPr>
-                <w:rFonts w:ascii="Aptos Narrow" w:eastAsia="Aptos Narrow" w:hAnsi="Aptos Narrow" w:cs="Aptos Narrow"/>
-                <w:color w:val="000000" w:themeColor="text1"/>
-                <w:sz w:val="20"/>
-                <w:szCs w:val="20"/>
-              </w:rPr>
-            </w:pPr>
-          </w:p>
-        </w:tc>
-        <w:tc>
-          <w:tcPr>
-            <w:tcW w:w="427" w:type="dxa"/>
-            <w:tcBorders>
-              <w:left w:val="single" w:sz="12" w:space="0" w:color="000000" w:themeColor="text1"/>
-            </w:tcBorders>
-            <w:shd w:val="clear" w:color="auto" w:fill="F2F2F2" w:themeFill="background1" w:themeFillShade="F2"/>
-            <w:tcMar>
-              <w:left w:w="105" w:type="dxa"/>
-              <w:right w:w="105" w:type="dxa"/>
-            </w:tcMar>
-            <w:vAlign w:val="center"/>
-          </w:tcPr>
-          <w:p>
-            <w:pPr>
-              <w:jc w:val="center"/>
-              <w:rPr>
-                <w:rFonts w:ascii="Aptos Narrow" w:eastAsia="Aptos Narrow" w:hAnsi="Aptos Narrow" w:cs="Aptos Narrow"/>
-                <w:color w:val="000000" w:themeColor="text1"/>
-                <w:sz w:val="20"/>
-                <w:szCs w:val="20"/>
-              </w:rPr>
-            </w:pPr>
-          </w:p>
-        </w:tc>
-        <w:tc>
-          <w:tcPr>
-            <w:tcW w:w="427" w:type="dxa"/>
-            <w:shd w:val="clear" w:color="auto" w:fill="FFFFFF" w:themeFill="background1"/>
-            <w:tcMar>
-              <w:left w:w="105" w:type="dxa"/>
-              <w:right w:w="105" w:type="dxa"/>
-            </w:tcMar>
-            <w:vAlign w:val="center"/>
-          </w:tcPr>
-          <w:p>
-            <w:pPr>
-              <w:jc w:val="center"/>
-              <w:rPr>
-                <w:rFonts w:ascii="Aptos Narrow" w:eastAsia="Aptos Narrow" w:hAnsi="Aptos Narrow" w:cs="Aptos Narrow"/>
-                <w:color w:val="000000" w:themeColor="text1"/>
-                <w:sz w:val="20"/>
-                <w:szCs w:val="20"/>
-              </w:rPr>
-            </w:pPr>
-          </w:p>
-        </w:tc>
-        <w:tc>
-          <w:tcPr>
-            <w:tcW w:w="427" w:type="dxa"/>
-            <w:shd w:val="clear" w:color="auto" w:fill="F2F2F2" w:themeFill="background1" w:themeFillShade="F2"/>
-            <w:tcMar>
-              <w:left w:w="105" w:type="dxa"/>
-              <w:right w:w="105" w:type="dxa"/>
-            </w:tcMar>
-            <w:vAlign w:val="center"/>
-          </w:tcPr>
-          <w:p>
-            <w:pPr>
-              <w:jc w:val="center"/>
-              <w:rPr>
-                <w:rFonts w:ascii="Aptos Narrow" w:eastAsia="Aptos Narrow" w:hAnsi="Aptos Narrow" w:cs="Aptos Narrow"/>
-                <w:color w:val="000000" w:themeColor="text1"/>
-                <w:sz w:val="20"/>
-                <w:szCs w:val="20"/>
-              </w:rPr>
-            </w:pPr>
-          </w:p>
-        </w:tc>
-        <w:tc>
-          <w:tcPr>
-            <w:tcW w:w="427" w:type="dxa"/>
-            <w:tcBorders>
+              <w:top w:val="single" w:sz="6" w:space="0" w:color="auto"/>
+              <w:left w:val="single" w:sz="12" w:space="0" w:color="000000" w:themeColor="text1"/>
+              <w:right w:val="single" w:sz="12" w:space="0" w:color="000000" w:themeColor="text1"/>
+            </w:tcBorders>
+            <w:shd w:val="clear" w:color="auto" w:fill="FFFFFF" w:themeFill="background1"/>
+            <w:tcMar>
+              <w:left w:w="105" w:type="dxa"/>
+              <w:right w:w="105" w:type="dxa"/>
+            </w:tcMar>
+            <w:vAlign w:val="center"/>
+          </w:tcPr>
+          <w:p>
+            <w:pPr>
+              <w:jc w:val="center"/>
+              <w:rPr>
+                <w:rFonts w:ascii="Aptos Narrow" w:eastAsia="Aptos Narrow" w:hAnsi="Aptos Narrow" w:cs="Aptos Narrow"/>
+                <w:color w:val="000000" w:themeColor="text1"/>
+                <w:sz w:val="20"/>
+                <w:szCs w:val="20"/>
+              </w:rPr>
+            </w:pPr>
+          </w:p>
+        </w:tc>
+        <w:tc>
+          <w:tcPr>
+            <w:tcW w:w="427" w:type="dxa"/>
+            <w:tcBorders>
+              <w:top w:val="single" w:sz="6" w:space="0" w:color="auto"/>
+              <w:left w:val="single" w:sz="12" w:space="0" w:color="000000" w:themeColor="text1"/>
+            </w:tcBorders>
+            <w:shd w:val="clear" w:color="auto" w:fill="F2F2F2" w:themeFill="background1" w:themeFillShade="F2"/>
+            <w:tcMar>
+              <w:left w:w="105" w:type="dxa"/>
+              <w:right w:w="105" w:type="dxa"/>
+            </w:tcMar>
+            <w:vAlign w:val="center"/>
+          </w:tcPr>
+          <w:p>
+            <w:pPr>
+              <w:jc w:val="center"/>
+              <w:rPr>
+                <w:rFonts w:ascii="Aptos Narrow" w:eastAsia="Aptos Narrow" w:hAnsi="Aptos Narrow" w:cs="Aptos Narrow"/>
+                <w:color w:val="000000" w:themeColor="text1"/>
+                <w:sz w:val="20"/>
+                <w:szCs w:val="20"/>
+              </w:rPr>
+            </w:pPr>
+          </w:p>
+        </w:tc>
+        <w:tc>
+          <w:tcPr>
+            <w:tcW w:w="427" w:type="dxa"/>
+            <w:tcBorders>
+              <w:top w:val="single" w:sz="6" w:space="0" w:color="auto"/>
+            </w:tcBorders>
+            <w:shd w:val="clear" w:color="auto" w:fill="FFFFFF" w:themeFill="background1"/>
+            <w:tcMar>
+              <w:left w:w="105" w:type="dxa"/>
+              <w:right w:w="105" w:type="dxa"/>
+            </w:tcMar>
+            <w:vAlign w:val="center"/>
+          </w:tcPr>
+          <w:p>
+            <w:pPr>
+              <w:jc w:val="center"/>
+              <w:rPr>
+                <w:rFonts w:ascii="Aptos Narrow" w:eastAsia="Aptos Narrow" w:hAnsi="Aptos Narrow" w:cs="Aptos Narrow"/>
+                <w:color w:val="000000" w:themeColor="text1"/>
+                <w:sz w:val="20"/>
+                <w:szCs w:val="20"/>
+              </w:rPr>
+            </w:pPr>
+          </w:p>
+        </w:tc>
+        <w:tc>
+          <w:tcPr>
+            <w:tcW w:w="427" w:type="dxa"/>
+            <w:tcBorders>
+              <w:top w:val="single" w:sz="6" w:space="0" w:color="auto"/>
+            </w:tcBorders>
+            <w:shd w:val="clear" w:color="auto" w:fill="F2F2F2" w:themeFill="background1" w:themeFillShade="F2"/>
+            <w:tcMar>
+              <w:left w:w="105" w:type="dxa"/>
+              <w:right w:w="105" w:type="dxa"/>
+            </w:tcMar>
+            <w:vAlign w:val="center"/>
+          </w:tcPr>
+          <w:p>
+            <w:pPr>
+              <w:jc w:val="center"/>
+              <w:rPr>
+                <w:rFonts w:ascii="Aptos Narrow" w:eastAsia="Aptos Narrow" w:hAnsi="Aptos Narrow" w:cs="Aptos Narrow"/>
+                <w:color w:val="000000" w:themeColor="text1"/>
+                <w:sz w:val="20"/>
+                <w:szCs w:val="20"/>
+              </w:rPr>
+            </w:pPr>
+          </w:p>
+        </w:tc>
+        <w:tc>
+          <w:tcPr>
+            <w:tcW w:w="427" w:type="dxa"/>
+            <w:tcBorders>
+              <w:top w:val="single" w:sz="6" w:space="0" w:color="auto"/>
               <w:right w:val="single" w:sz="12" w:space="0" w:color="000000" w:themeColor="text1"/>
             </w:tcBorders>
             <w:shd w:val="clear" w:color="auto" w:fill="F2F2F2" w:themeFill="background1" w:themeFillShade="F2"/>
@@ -2748,101 +2772,110 @@
           <w:tcPr>
             <w:tcW w:w="428" w:type="dxa"/>
             <w:tcBorders>
-              <w:left w:val="single" w:sz="12" w:space="0" w:color="000000" w:themeColor="text1"/>
-              <w:right w:val="single" w:sz="12" w:space="0" w:color="000000" w:themeColor="text1"/>
-            </w:tcBorders>
-            <w:shd w:val="clear" w:color="auto" w:fill="FFFFFF" w:themeFill="background1"/>
-            <w:tcMar>
-              <w:left w:w="105" w:type="dxa"/>
-              <w:right w:w="105" w:type="dxa"/>
-            </w:tcMar>
-            <w:vAlign w:val="center"/>
-          </w:tcPr>
-          <w:p>
-            <w:pPr>
-              <w:jc w:val="center"/>
-              <w:rPr>
-                <w:rFonts w:ascii="Aptos Narrow" w:eastAsia="Aptos Narrow" w:hAnsi="Aptos Narrow" w:cs="Aptos Narrow"/>
-                <w:color w:val="000000" w:themeColor="text1"/>
-                <w:sz w:val="20"/>
-                <w:szCs w:val="20"/>
-              </w:rPr>
-            </w:pPr>
-          </w:p>
-        </w:tc>
-        <w:tc>
-          <w:tcPr>
-            <w:tcW w:w="427" w:type="dxa"/>
-            <w:tcBorders>
-              <w:left w:val="single" w:sz="12" w:space="0" w:color="000000" w:themeColor="text1"/>
-            </w:tcBorders>
-            <w:shd w:val="clear" w:color="auto" w:fill="F2F2F2" w:themeFill="background1" w:themeFillShade="F2"/>
-            <w:tcMar>
-              <w:left w:w="105" w:type="dxa"/>
-              <w:right w:w="105" w:type="dxa"/>
-            </w:tcMar>
-            <w:vAlign w:val="center"/>
-          </w:tcPr>
-          <w:p>
-            <w:pPr>
-              <w:jc w:val="center"/>
-              <w:rPr>
-                <w:rFonts w:ascii="Aptos Narrow" w:eastAsia="Aptos Narrow" w:hAnsi="Aptos Narrow" w:cs="Aptos Narrow"/>
-                <w:color w:val="000000" w:themeColor="text1"/>
-                <w:sz w:val="20"/>
-                <w:szCs w:val="20"/>
-              </w:rPr>
-            </w:pPr>
-          </w:p>
-        </w:tc>
-        <w:tc>
-          <w:tcPr>
-            <w:tcW w:w="427" w:type="dxa"/>
-            <w:shd w:val="clear" w:color="auto" w:fill="FFFFFF" w:themeFill="background1"/>
-            <w:tcMar>
-              <w:left w:w="105" w:type="dxa"/>
-              <w:right w:w="105" w:type="dxa"/>
-            </w:tcMar>
-            <w:vAlign w:val="center"/>
-          </w:tcPr>
-          <w:p>
-            <w:pPr>
-              <w:jc w:val="center"/>
-              <w:rPr>
-                <w:rFonts w:ascii="Aptos Narrow" w:eastAsia="Aptos Narrow" w:hAnsi="Aptos Narrow" w:cs="Aptos Narrow"/>
-                <w:color w:val="000000" w:themeColor="text1"/>
-                <w:sz w:val="20"/>
-                <w:szCs w:val="20"/>
-              </w:rPr>
-            </w:pPr>
-          </w:p>
-        </w:tc>
-        <w:tc>
-          <w:tcPr>
-            <w:tcW w:w="427" w:type="dxa"/>
-            <w:shd w:val="clear" w:color="auto" w:fill="F2F2F2" w:themeFill="background1" w:themeFillShade="F2"/>
-            <w:tcMar>
-              <w:left w:w="105" w:type="dxa"/>
-              <w:right w:w="105" w:type="dxa"/>
-            </w:tcMar>
-            <w:vAlign w:val="center"/>
-          </w:tcPr>
-          <w:p>
-            <w:pPr>
-              <w:jc w:val="center"/>
-              <w:rPr>
-                <w:rFonts w:ascii="Aptos Narrow" w:eastAsia="Aptos Narrow" w:hAnsi="Aptos Narrow" w:cs="Aptos Narrow"/>
-                <w:color w:val="000000" w:themeColor="text1"/>
-                <w:sz w:val="20"/>
-                <w:szCs w:val="20"/>
-              </w:rPr>
-            </w:pPr>
-          </w:p>
-        </w:tc>
-        <w:tc>
-          <w:tcPr>
-            <w:tcW w:w="427" w:type="dxa"/>
-            <w:tcBorders>
+              <w:top w:val="single" w:sz="6" w:space="0" w:color="auto"/>
+              <w:left w:val="single" w:sz="12" w:space="0" w:color="000000" w:themeColor="text1"/>
+              <w:right w:val="single" w:sz="12" w:space="0" w:color="000000" w:themeColor="text1"/>
+            </w:tcBorders>
+            <w:shd w:val="clear" w:color="auto" w:fill="FFFFFF" w:themeFill="background1"/>
+            <w:tcMar>
+              <w:left w:w="105" w:type="dxa"/>
+              <w:right w:w="105" w:type="dxa"/>
+            </w:tcMar>
+            <w:vAlign w:val="center"/>
+          </w:tcPr>
+          <w:p>
+            <w:pPr>
+              <w:jc w:val="center"/>
+              <w:rPr>
+                <w:rFonts w:ascii="Aptos Narrow" w:eastAsia="Aptos Narrow" w:hAnsi="Aptos Narrow" w:cs="Aptos Narrow"/>
+                <w:color w:val="000000" w:themeColor="text1"/>
+                <w:sz w:val="20"/>
+                <w:szCs w:val="20"/>
+              </w:rPr>
+            </w:pPr>
+          </w:p>
+        </w:tc>
+        <w:tc>
+          <w:tcPr>
+            <w:tcW w:w="427" w:type="dxa"/>
+            <w:tcBorders>
+              <w:top w:val="single" w:sz="6" w:space="0" w:color="auto"/>
+              <w:left w:val="single" w:sz="12" w:space="0" w:color="000000" w:themeColor="text1"/>
+            </w:tcBorders>
+            <w:shd w:val="clear" w:color="auto" w:fill="F2F2F2" w:themeFill="background1" w:themeFillShade="F2"/>
+            <w:tcMar>
+              <w:left w:w="105" w:type="dxa"/>
+              <w:right w:w="105" w:type="dxa"/>
+            </w:tcMar>
+            <w:vAlign w:val="center"/>
+          </w:tcPr>
+          <w:p>
+            <w:pPr>
+              <w:jc w:val="center"/>
+              <w:rPr>
+                <w:rFonts w:ascii="Aptos Narrow" w:eastAsia="Aptos Narrow" w:hAnsi="Aptos Narrow" w:cs="Aptos Narrow"/>
+                <w:color w:val="000000" w:themeColor="text1"/>
+                <w:sz w:val="20"/>
+                <w:szCs w:val="20"/>
+              </w:rPr>
+            </w:pPr>
+          </w:p>
+        </w:tc>
+        <w:tc>
+          <w:tcPr>
+            <w:tcW w:w="427" w:type="dxa"/>
+            <w:tcBorders>
+              <w:top w:val="single" w:sz="6" w:space="0" w:color="auto"/>
+            </w:tcBorders>
+            <w:shd w:val="clear" w:color="auto" w:fill="FFFFFF" w:themeFill="background1"/>
+            <w:tcMar>
+              <w:left w:w="105" w:type="dxa"/>
+              <w:right w:w="105" w:type="dxa"/>
+            </w:tcMar>
+            <w:vAlign w:val="center"/>
+          </w:tcPr>
+          <w:p>
+            <w:pPr>
+              <w:jc w:val="center"/>
+              <w:rPr>
+                <w:rFonts w:ascii="Aptos Narrow" w:eastAsia="Aptos Narrow" w:hAnsi="Aptos Narrow" w:cs="Aptos Narrow"/>
+                <w:color w:val="000000" w:themeColor="text1"/>
+                <w:sz w:val="20"/>
+                <w:szCs w:val="20"/>
+              </w:rPr>
+            </w:pPr>
+          </w:p>
+        </w:tc>
+        <w:tc>
+          <w:tcPr>
+            <w:tcW w:w="427" w:type="dxa"/>
+            <w:tcBorders>
+              <w:top w:val="single" w:sz="6" w:space="0" w:color="auto"/>
+            </w:tcBorders>
+            <w:shd w:val="clear" w:color="auto" w:fill="F2F2F2" w:themeFill="background1" w:themeFillShade="F2"/>
+            <w:tcMar>
+              <w:left w:w="105" w:type="dxa"/>
+              <w:right w:w="105" w:type="dxa"/>
+            </w:tcMar>
+            <w:vAlign w:val="center"/>
+          </w:tcPr>
+          <w:p>
+            <w:pPr>
+              <w:jc w:val="center"/>
+              <w:rPr>
+                <w:rFonts w:ascii="Aptos Narrow" w:eastAsia="Aptos Narrow" w:hAnsi="Aptos Narrow" w:cs="Aptos Narrow"/>
+                <w:color w:val="000000" w:themeColor="text1"/>
+                <w:sz w:val="20"/>
+                <w:szCs w:val="20"/>
+              </w:rPr>
+            </w:pPr>
+          </w:p>
+        </w:tc>
+        <w:tc>
+          <w:tcPr>
+            <w:tcW w:w="427" w:type="dxa"/>
+            <w:tcBorders>
+              <w:top w:val="single" w:sz="6" w:space="0" w:color="auto"/>
               <w:right w:val="single" w:sz="12" w:space="0" w:color="000000" w:themeColor="text1"/>
             </w:tcBorders>
             <w:shd w:val="clear" w:color="auto" w:fill="F2F2F2" w:themeFill="background1" w:themeFillShade="F2"/>
@@ -2868,56 +2901,61 @@
           <w:tcPr>
             <w:tcW w:w="428" w:type="dxa"/>
             <w:tcBorders>
-              <w:left w:val="single" w:sz="12" w:space="0" w:color="000000" w:themeColor="text1"/>
-              <w:right w:val="single" w:sz="12" w:space="0" w:color="000000" w:themeColor="text1"/>
-            </w:tcBorders>
-            <w:shd w:val="clear" w:color="auto" w:fill="FFFFFF" w:themeFill="background1"/>
-            <w:tcMar>
-              <w:left w:w="105" w:type="dxa"/>
-              <w:right w:w="105" w:type="dxa"/>
-            </w:tcMar>
-            <w:vAlign w:val="center"/>
-          </w:tcPr>
-          <w:p>
-            <w:pPr>
-              <w:jc w:val="center"/>
-              <w:rPr>
-                <w:rFonts w:ascii="Aptos Narrow" w:eastAsia="Aptos Narrow" w:hAnsi="Aptos Narrow" w:cs="Aptos Narrow"/>
-                <w:color w:val="000000" w:themeColor="text1"/>
-                <w:sz w:val="20"/>
-                <w:szCs w:val="20"/>
-              </w:rPr>
-            </w:pPr>
-          </w:p>
-        </w:tc>
-        <w:tc>
-          <w:tcPr>
-            <w:tcW w:w="427" w:type="dxa"/>
-            <w:tcBorders>
-              <w:left w:val="single" w:sz="12" w:space="0" w:color="000000" w:themeColor="text1"/>
-            </w:tcBorders>
-            <w:shd w:val="clear" w:color="auto" w:fill="F2F2F2" w:themeFill="background1" w:themeFillShade="F2"/>
-            <w:tcMar>
-              <w:left w:w="105" w:type="dxa"/>
-              <w:right w:w="105" w:type="dxa"/>
-            </w:tcMar>
-            <w:vAlign w:val="center"/>
-          </w:tcPr>
-          <w:p>
-            <w:pPr>
-              <w:jc w:val="center"/>
-              <w:rPr>
-                <w:rFonts w:ascii="Aptos Narrow" w:eastAsia="Aptos Narrow" w:hAnsi="Aptos Narrow" w:cs="Aptos Narrow"/>
-                <w:color w:val="000000" w:themeColor="text1"/>
-                <w:sz w:val="20"/>
-                <w:szCs w:val="20"/>
-              </w:rPr>
-            </w:pPr>
-          </w:p>
-        </w:tc>
-        <w:tc>
-          <w:tcPr>
-            <w:tcW w:w="427" w:type="dxa"/>
+              <w:top w:val="single" w:sz="6" w:space="0" w:color="auto"/>
+              <w:left w:val="single" w:sz="12" w:space="0" w:color="000000" w:themeColor="text1"/>
+              <w:right w:val="single" w:sz="12" w:space="0" w:color="000000" w:themeColor="text1"/>
+            </w:tcBorders>
+            <w:shd w:val="clear" w:color="auto" w:fill="FFFFFF" w:themeFill="background1"/>
+            <w:tcMar>
+              <w:left w:w="105" w:type="dxa"/>
+              <w:right w:w="105" w:type="dxa"/>
+            </w:tcMar>
+            <w:vAlign w:val="center"/>
+          </w:tcPr>
+          <w:p>
+            <w:pPr>
+              <w:jc w:val="center"/>
+              <w:rPr>
+                <w:rFonts w:ascii="Aptos Narrow" w:eastAsia="Aptos Narrow" w:hAnsi="Aptos Narrow" w:cs="Aptos Narrow"/>
+                <w:color w:val="000000" w:themeColor="text1"/>
+                <w:sz w:val="20"/>
+                <w:szCs w:val="20"/>
+              </w:rPr>
+            </w:pPr>
+          </w:p>
+        </w:tc>
+        <w:tc>
+          <w:tcPr>
+            <w:tcW w:w="427" w:type="dxa"/>
+            <w:tcBorders>
+              <w:top w:val="single" w:sz="6" w:space="0" w:color="auto"/>
+              <w:left w:val="single" w:sz="12" w:space="0" w:color="000000" w:themeColor="text1"/>
+            </w:tcBorders>
+            <w:shd w:val="clear" w:color="auto" w:fill="F2F2F2" w:themeFill="background1" w:themeFillShade="F2"/>
+            <w:tcMar>
+              <w:left w:w="105" w:type="dxa"/>
+              <w:right w:w="105" w:type="dxa"/>
+            </w:tcMar>
+            <w:vAlign w:val="center"/>
+          </w:tcPr>
+          <w:p>
+            <w:pPr>
+              <w:jc w:val="center"/>
+              <w:rPr>
+                <w:rFonts w:ascii="Aptos Narrow" w:eastAsia="Aptos Narrow" w:hAnsi="Aptos Narrow" w:cs="Aptos Narrow"/>
+                <w:color w:val="000000" w:themeColor="text1"/>
+                <w:sz w:val="20"/>
+                <w:szCs w:val="20"/>
+              </w:rPr>
+            </w:pPr>
+          </w:p>
+        </w:tc>
+        <w:tc>
+          <w:tcPr>
+            <w:tcW w:w="427" w:type="dxa"/>
+            <w:tcBorders>
+              <w:top w:val="single" w:sz="6" w:space="0" w:color="auto"/>
+            </w:tcBorders>
             <w:shd w:val="clear" w:color="auto" w:fill="FFFFFF" w:themeFill="background1"/>
             <w:tcMar>
               <w:left w:w="105" w:type="dxa"/>
@@ -2940,6 +2978,9 @@
         <w:tc>
           <w:tcPr>
             <w:tcW w:w="420" w:type="dxa"/>
+            <w:tcBorders>
+              <w:top w:val="single" w:sz="6" w:space="0" w:color="auto"/>
+            </w:tcBorders>
             <w:shd w:val="clear" w:color="auto" w:fill="F2F2F2" w:themeFill="background1" w:themeFillShade="F2"/>
             <w:tcMar>
               <w:left w:w="105" w:type="dxa"/>
@@ -2963,6 +3004,7 @@
           <w:tcPr>
             <w:tcW w:w="434" w:type="dxa"/>
             <w:tcBorders>
+              <w:top w:val="single" w:sz="6" w:space="0" w:color="auto"/>
               <w:right w:val="single" w:sz="12" w:space="0" w:color="000000" w:themeColor="text1"/>
             </w:tcBorders>
             <w:shd w:val="clear" w:color="auto" w:fill="F2F2F2" w:themeFill="background1" w:themeFillShade="F2"/>
@@ -2988,9 +3030,9 @@
           <w:tcPr>
             <w:tcW w:w="428" w:type="dxa"/>
             <w:tcBorders>
-              <w:top w:val="single" w:sz="12" w:space="0" w:color="000000" w:themeColor="text1"/>
-              <w:left w:val="single" w:sz="12" w:space="0" w:color="000000" w:themeColor="text1"/>
-              <w:bottom w:val="single" w:sz="12" w:space="0" w:color="000000" w:themeColor="text1"/>
+              <w:top w:val="single" w:sz="8" w:space="0" w:color="auto"/>
+              <w:left w:val="single" w:sz="12" w:space="0" w:color="000000" w:themeColor="text1"/>
+              <w:bottom w:val="single" w:sz="8" w:space="0" w:color="auto"/>
               <w:right w:val="single" w:sz="12" w:space="0" w:color="000000" w:themeColor="text1"/>
             </w:tcBorders>
             <w:shd w:val="clear" w:color="auto" w:fill="FFFFFF" w:themeFill="background1"/>
@@ -3505,9 +3547,9 @@
           <w:tcPr>
             <w:tcW w:w="428" w:type="dxa"/>
             <w:tcBorders>
-              <w:top w:val="single" w:sz="12" w:space="0" w:color="000000" w:themeColor="text1"/>
-              <w:left w:val="single" w:sz="12" w:space="0" w:color="000000" w:themeColor="text1"/>
-              <w:bottom w:val="single" w:sz="12" w:space="0" w:color="000000" w:themeColor="text1"/>
+              <w:top w:val="single" w:sz="8" w:space="0" w:color="auto"/>
+              <w:left w:val="single" w:sz="12" w:space="0" w:color="000000" w:themeColor="text1"/>
+              <w:bottom w:val="single" w:sz="8" w:space="0" w:color="auto"/>
               <w:right w:val="single" w:sz="12" w:space="0" w:color="000000" w:themeColor="text1"/>
             </w:tcBorders>
             <w:shd w:val="clear" w:color="auto" w:fill="FFFFFF" w:themeFill="background1"/>
@@ -4022,9 +4064,9 @@
           <w:tcPr>
             <w:tcW w:w="428" w:type="dxa"/>
             <w:tcBorders>
-              <w:top w:val="single" w:sz="12" w:space="0" w:color="000000" w:themeColor="text1"/>
-              <w:left w:val="single" w:sz="12" w:space="0" w:color="000000" w:themeColor="text1"/>
-              <w:bottom w:val="single" w:sz="12" w:space="0" w:color="000000" w:themeColor="text1"/>
+              <w:top w:val="single" w:sz="8" w:space="0" w:color="auto"/>
+              <w:left w:val="single" w:sz="12" w:space="0" w:color="000000" w:themeColor="text1"/>
+              <w:bottom w:val="single" w:sz="8" w:space="0" w:color="auto"/>
               <w:right w:val="single" w:sz="12" w:space="0" w:color="000000" w:themeColor="text1"/>
             </w:tcBorders>
             <w:shd w:val="clear" w:color="auto" w:fill="FFFFFF" w:themeFill="background1"/>
@@ -4539,9 +4581,9 @@
           <w:tcPr>
             <w:tcW w:w="428" w:type="dxa"/>
             <w:tcBorders>
-              <w:top w:val="single" w:sz="12" w:space="0" w:color="000000" w:themeColor="text1"/>
-              <w:left w:val="single" w:sz="12" w:space="0" w:color="000000" w:themeColor="text1"/>
-              <w:bottom w:val="single" w:sz="12" w:space="0" w:color="000000" w:themeColor="text1"/>
+              <w:top w:val="single" w:sz="8" w:space="0" w:color="auto"/>
+              <w:left w:val="single" w:sz="12" w:space="0" w:color="000000" w:themeColor="text1"/>
+              <w:bottom w:val="single" w:sz="8" w:space="0" w:color="auto"/>
               <w:right w:val="single" w:sz="12" w:space="0" w:color="000000" w:themeColor="text1"/>
             </w:tcBorders>
             <w:shd w:val="clear" w:color="auto" w:fill="FFFFFF" w:themeFill="background1"/>
@@ -5056,9 +5098,9 @@
           <w:tcPr>
             <w:tcW w:w="428" w:type="dxa"/>
             <w:tcBorders>
-              <w:top w:val="single" w:sz="12" w:space="0" w:color="000000" w:themeColor="text1"/>
-              <w:left w:val="single" w:sz="12" w:space="0" w:color="000000" w:themeColor="text1"/>
-              <w:bottom w:val="single" w:sz="12" w:space="0" w:color="000000" w:themeColor="text1"/>
+              <w:top w:val="single" w:sz="8" w:space="0" w:color="auto"/>
+              <w:left w:val="single" w:sz="12" w:space="0" w:color="000000" w:themeColor="text1"/>
+              <w:bottom w:val="single" w:sz="8" w:space="0" w:color="auto"/>
               <w:right w:val="single" w:sz="12" w:space="0" w:color="000000" w:themeColor="text1"/>
             </w:tcBorders>
             <w:shd w:val="clear" w:color="auto" w:fill="FFFFFF" w:themeFill="background1"/>
@@ -5573,9 +5615,9 @@
           <w:tcPr>
             <w:tcW w:w="428" w:type="dxa"/>
             <w:tcBorders>
-              <w:top w:val="single" w:sz="12" w:space="0" w:color="000000" w:themeColor="text1"/>
-              <w:left w:val="single" w:sz="12" w:space="0" w:color="000000" w:themeColor="text1"/>
-              <w:bottom w:val="single" w:sz="12" w:space="0" w:color="000000" w:themeColor="text1"/>
+              <w:top w:val="single" w:sz="8" w:space="0" w:color="auto"/>
+              <w:left w:val="single" w:sz="12" w:space="0" w:color="000000" w:themeColor="text1"/>
+              <w:bottom w:val="single" w:sz="8" w:space="0" w:color="auto"/>
               <w:right w:val="single" w:sz="12" w:space="0" w:color="000000" w:themeColor="text1"/>
             </w:tcBorders>
             <w:shd w:val="clear" w:color="auto" w:fill="FFFFFF" w:themeFill="background1"/>
@@ -6090,9 +6132,9 @@
           <w:tcPr>
             <w:tcW w:w="428" w:type="dxa"/>
             <w:tcBorders>
-              <w:top w:val="single" w:sz="12" w:space="0" w:color="000000" w:themeColor="text1"/>
-              <w:left w:val="single" w:sz="12" w:space="0" w:color="000000" w:themeColor="text1"/>
-              <w:bottom w:val="single" w:sz="12" w:space="0" w:color="000000" w:themeColor="text1"/>
+              <w:top w:val="single" w:sz="8" w:space="0" w:color="auto"/>
+              <w:left w:val="single" w:sz="12" w:space="0" w:color="000000" w:themeColor="text1"/>
+              <w:bottom w:val="single" w:sz="8" w:space="0" w:color="auto"/>
               <w:right w:val="single" w:sz="12" w:space="0" w:color="000000" w:themeColor="text1"/>
             </w:tcBorders>
             <w:shd w:val="clear" w:color="auto" w:fill="FFFFFF" w:themeFill="background1"/>
@@ -6607,9 +6649,9 @@
           <w:tcPr>
             <w:tcW w:w="428" w:type="dxa"/>
             <w:tcBorders>
-              <w:top w:val="single" w:sz="12" w:space="0" w:color="000000" w:themeColor="text1"/>
-              <w:left w:val="single" w:sz="12" w:space="0" w:color="000000" w:themeColor="text1"/>
-              <w:bottom w:val="single" w:sz="12" w:space="0" w:color="000000" w:themeColor="text1"/>
+              <w:top w:val="single" w:sz="8" w:space="0" w:color="auto"/>
+              <w:left w:val="single" w:sz="12" w:space="0" w:color="000000" w:themeColor="text1"/>
+              <w:bottom w:val="single" w:sz="8" w:space="0" w:color="auto"/>
               <w:right w:val="single" w:sz="12" w:space="0" w:color="000000" w:themeColor="text1"/>
             </w:tcBorders>
             <w:shd w:val="clear" w:color="auto" w:fill="FFFFFF" w:themeFill="background1"/>
@@ -7124,9 +7166,9 @@
           <w:tcPr>
             <w:tcW w:w="428" w:type="dxa"/>
             <w:tcBorders>
-              <w:top w:val="single" w:sz="12" w:space="0" w:color="000000" w:themeColor="text1"/>
-              <w:left w:val="single" w:sz="12" w:space="0" w:color="000000" w:themeColor="text1"/>
-              <w:bottom w:val="single" w:sz="12" w:space="0" w:color="000000" w:themeColor="text1"/>
+              <w:top w:val="single" w:sz="8" w:space="0" w:color="auto"/>
+              <w:left w:val="single" w:sz="12" w:space="0" w:color="000000" w:themeColor="text1"/>
+              <w:bottom w:val="single" w:sz="8" w:space="0" w:color="auto"/>
               <w:right w:val="single" w:sz="12" w:space="0" w:color="000000" w:themeColor="text1"/>
             </w:tcBorders>
             <w:shd w:val="clear" w:color="auto" w:fill="FFFFFF" w:themeFill="background1"/>
@@ -7641,9 +7683,9 @@
           <w:tcPr>
             <w:tcW w:w="428" w:type="dxa"/>
             <w:tcBorders>
-              <w:top w:val="single" w:sz="12" w:space="0" w:color="000000" w:themeColor="text1"/>
-              <w:left w:val="single" w:sz="12" w:space="0" w:color="000000" w:themeColor="text1"/>
-              <w:bottom w:val="single" w:sz="12" w:space="0" w:color="000000" w:themeColor="text1"/>
+              <w:top w:val="single" w:sz="8" w:space="0" w:color="auto"/>
+              <w:left w:val="single" w:sz="12" w:space="0" w:color="000000" w:themeColor="text1"/>
+              <w:bottom w:val="single" w:sz="8" w:space="0" w:color="auto"/>
               <w:right w:val="single" w:sz="12" w:space="0" w:color="000000" w:themeColor="text1"/>
             </w:tcBorders>
             <w:shd w:val="clear" w:color="auto" w:fill="FFFFFF" w:themeFill="background1"/>
@@ -8158,9 +8200,9 @@
           <w:tcPr>
             <w:tcW w:w="428" w:type="dxa"/>
             <w:tcBorders>
-              <w:top w:val="single" w:sz="12" w:space="0" w:color="000000" w:themeColor="text1"/>
-              <w:left w:val="single" w:sz="12" w:space="0" w:color="000000" w:themeColor="text1"/>
-              <w:bottom w:val="single" w:sz="12" w:space="0" w:color="000000" w:themeColor="text1"/>
+              <w:top w:val="single" w:sz="8" w:space="0" w:color="auto"/>
+              <w:left w:val="single" w:sz="12" w:space="0" w:color="000000" w:themeColor="text1"/>
+              <w:bottom w:val="single" w:sz="8" w:space="0" w:color="auto"/>
               <w:right w:val="single" w:sz="12" w:space="0" w:color="000000" w:themeColor="text1"/>
             </w:tcBorders>
             <w:shd w:val="clear" w:color="auto" w:fill="FFFFFF" w:themeFill="background1"/>
@@ -8675,9 +8717,9 @@
           <w:tcPr>
             <w:tcW w:w="428" w:type="dxa"/>
             <w:tcBorders>
-              <w:top w:val="single" w:sz="12" w:space="0" w:color="000000" w:themeColor="text1"/>
-              <w:left w:val="single" w:sz="12" w:space="0" w:color="000000" w:themeColor="text1"/>
-              <w:bottom w:val="single" w:sz="12" w:space="0" w:color="000000" w:themeColor="text1"/>
+              <w:top w:val="single" w:sz="8" w:space="0" w:color="auto"/>
+              <w:left w:val="single" w:sz="12" w:space="0" w:color="000000" w:themeColor="text1"/>
+              <w:bottom w:val="single" w:sz="8" w:space="0" w:color="auto"/>
               <w:right w:val="single" w:sz="12" w:space="0" w:color="000000" w:themeColor="text1"/>
             </w:tcBorders>
             <w:shd w:val="clear" w:color="auto" w:fill="FFFFFF" w:themeFill="background1"/>
@@ -9192,9 +9234,9 @@
           <w:tcPr>
             <w:tcW w:w="428" w:type="dxa"/>
             <w:tcBorders>
-              <w:top w:val="single" w:sz="12" w:space="0" w:color="000000" w:themeColor="text1"/>
-              <w:left w:val="single" w:sz="12" w:space="0" w:color="000000" w:themeColor="text1"/>
-              <w:bottom w:val="single" w:sz="12" w:space="0" w:color="000000" w:themeColor="text1"/>
+              <w:top w:val="single" w:sz="8" w:space="0" w:color="auto"/>
+              <w:left w:val="single" w:sz="12" w:space="0" w:color="000000" w:themeColor="text1"/>
+              <w:bottom w:val="single" w:sz="8" w:space="0" w:color="auto"/>
               <w:right w:val="single" w:sz="12" w:space="0" w:color="000000" w:themeColor="text1"/>
             </w:tcBorders>
             <w:shd w:val="clear" w:color="auto" w:fill="FFFFFF" w:themeFill="background1"/>
@@ -9709,9 +9751,9 @@
           <w:tcPr>
             <w:tcW w:w="428" w:type="dxa"/>
             <w:tcBorders>
-              <w:top w:val="single" w:sz="12" w:space="0" w:color="000000" w:themeColor="text1"/>
-              <w:left w:val="single" w:sz="12" w:space="0" w:color="000000" w:themeColor="text1"/>
-              <w:bottom w:val="single" w:sz="12" w:space="0" w:color="000000" w:themeColor="text1"/>
+              <w:top w:val="single" w:sz="8" w:space="0" w:color="auto"/>
+              <w:left w:val="single" w:sz="12" w:space="0" w:color="000000" w:themeColor="text1"/>
+              <w:bottom w:val="single" w:sz="8" w:space="0" w:color="auto"/>
               <w:right w:val="single" w:sz="12" w:space="0" w:color="000000" w:themeColor="text1"/>
             </w:tcBorders>
             <w:shd w:val="clear" w:color="auto" w:fill="FFFFFF" w:themeFill="background1"/>
@@ -10226,9 +10268,9 @@
           <w:tcPr>
             <w:tcW w:w="428" w:type="dxa"/>
             <w:tcBorders>
-              <w:top w:val="single" w:sz="12" w:space="0" w:color="000000" w:themeColor="text1"/>
-              <w:left w:val="single" w:sz="12" w:space="0" w:color="000000" w:themeColor="text1"/>
-              <w:bottom w:val="single" w:sz="12" w:space="0" w:color="000000" w:themeColor="text1"/>
+              <w:top w:val="single" w:sz="8" w:space="0" w:color="auto"/>
+              <w:left w:val="single" w:sz="12" w:space="0" w:color="000000" w:themeColor="text1"/>
+              <w:bottom w:val="single" w:sz="8" w:space="0" w:color="auto"/>
               <w:right w:val="single" w:sz="12" w:space="0" w:color="000000" w:themeColor="text1"/>
             </w:tcBorders>
             <w:shd w:val="clear" w:color="auto" w:fill="FFFFFF" w:themeFill="background1"/>
@@ -10743,9 +10785,9 @@
           <w:tcPr>
             <w:tcW w:w="428" w:type="dxa"/>
             <w:tcBorders>
-              <w:top w:val="single" w:sz="12" w:space="0" w:color="000000" w:themeColor="text1"/>
-              <w:left w:val="single" w:sz="12" w:space="0" w:color="000000" w:themeColor="text1"/>
-              <w:bottom w:val="single" w:sz="12" w:space="0" w:color="000000" w:themeColor="text1"/>
+              <w:top w:val="single" w:sz="8" w:space="0" w:color="auto"/>
+              <w:left w:val="single" w:sz="12" w:space="0" w:color="000000" w:themeColor="text1"/>
+              <w:bottom w:val="single" w:sz="8" w:space="0" w:color="auto"/>
               <w:right w:val="single" w:sz="12" w:space="0" w:color="000000" w:themeColor="text1"/>
             </w:tcBorders>
             <w:shd w:val="clear" w:color="auto" w:fill="FFFFFF" w:themeFill="background1"/>
@@ -11263,7 +11305,7 @@
           <w:tcPr>
             <w:tcW w:w="428" w:type="dxa"/>
             <w:tcBorders>
-              <w:top w:val="single" w:sz="12" w:space="0" w:color="000000" w:themeColor="text1"/>
+              <w:top w:val="single" w:sz="8" w:space="0" w:color="auto"/>
               <w:left w:val="single" w:sz="12" w:space="0" w:color="000000" w:themeColor="text1"/>
               <w:bottom w:val="single" w:sz="12" w:space="0" w:color="000000" w:themeColor="text1"/>
               <w:right w:val="single" w:sz="12" w:space="0" w:color="000000" w:themeColor="text1"/>
@@ -11388,12 +11430,6 @@
         </w:rPr>
       </w:pPr>
       <w:r>
-        <w:rPr>
-          <w:rFonts w:ascii="Aptos" w:eastAsia="Aptos" w:hAnsi="Aptos" w:cs="Aptos"/>
-          <w:b/>
-          <w:bCs/>
-          <w:color w:val="000000" w:themeColor="text1"/>
-        </w:rPr>
         <w:br/>
       </w:r>
       <w:r>
@@ -11403,7 +11439,7 @@
           <w:bCs/>
           <w:color w:val="000000" w:themeColor="text1"/>
         </w:rPr>
-        <w:t>Wyniki turnieju:</w:t>
+        <w:t>Wyniki turnieju</w:t>
       </w:r>
     </w:p>
     <w:sectPr>
@@ -11414,10 +11450,6 @@
     </w:sectPr>
   </w:body>
 </w:document>
-</file>
-
-<file path=word/numbering.xml><?xml version="1.0" encoding="utf-8"?>
-<w:numbering xmlns:wpc="http://schemas.microsoft.com/office/word/2010/wordprocessingCanvas" xmlns:cx="http://schemas.microsoft.com/office/drawing/2014/chartex" xmlns:cx1="http://schemas.microsoft.com/office/drawing/2015/9/8/chartex" xmlns:cx2="http://schemas.microsoft.com/office/drawing/2015/10/21/chartex" xmlns:cx3="http://schemas.microsoft.com/office/drawing/2016/5/9/chartex" xmlns:cx4="http://schemas.microsoft.com/office/drawing/2016/5/10/chartex" xmlns:cx5="http://schemas.microsoft.com/office/drawing/2016/5/11/chartex" xmlns:cx6="http://schemas.microsoft.com/office/drawing/2016/5/12/chartex" xmlns:cx7="http://schemas.microsoft.com/office/drawing/2016/5/13/chartex" xmlns:cx8="http://schemas.microsoft.com/office/drawing/2016/5/14/chartex" xmlns:mc="http://schemas.openxmlformats.org/markup-compatibility/2006" xmlns:aink="http://schemas.microsoft.com/office/drawing/2016/ink" xmlns:am3d="http://schemas.microsoft.com/office/drawing/2017/model3d" xmlns:o="urn:schemas-microsoft-com:office:office" xmlns:oel="http://schemas.microsoft.com/office/2019/extlst" xmlns:r="http://schemas.openxmlformats.org/officeDocument/2006/relationships" xmlns:m="http://schemas.openxmlformats.org/officeDocument/2006/math" xmlns:v="urn:schemas-microsoft-com:vml" xmlns:wp14="http://schemas.microsoft.com/office/word/2010/wordprocessingDrawing" xmlns:wp="http://schemas.openxmlformats.org/drawingml/2006/wordprocessingDrawing" xmlns:w10="urn:schemas-microsoft-com:office:word" xmlns:w="http://schemas.openxmlformats.org/wordprocessingml/2006/main" xmlns:w14="http://schemas.microsoft.com/office/word/2010/wordml" xmlns:w15="http://schemas.microsoft.com/office/word/2012/wordml" xmlns:w16cex="http://schemas.microsoft.com/office/word/2018/wordml/cex" xmlns:w16cid="http://schemas.microsoft.com/office/word/2016/wordml/cid" xmlns:w16="http://schemas.microsoft.com/office/word/2018/wordml" xmlns:w16du="http://schemas.microsoft.com/office/word/2023/wordml/word16du" xmlns:w16sdtdh="http://schemas.microsoft.com/office/word/2020/wordml/sdtdatahash" xmlns:w16sdtfl="http://schemas.microsoft.com/office/word/2024/wordml/sdtformatlock" xmlns:w16se="http://schemas.microsoft.com/office/word/2015/wordml/symex" xmlns:wpg="http://schemas.microsoft.com/office/word/2010/wordprocessingGroup" xmlns:wpi="http://schemas.microsoft.com/office/word/2010/wordprocessingInk" xmlns:wne="http://schemas.microsoft.com/office/word/2006/wordml" xmlns:wps="http://schemas.microsoft.com/office/word/2010/wordprocessingShape" mc:Ignorable="w14 w15 w16se w16cid w16 w16cex w16sdtdh w16sdtfl w16du wp14"/>
 </file>
 
 <file path=word/styles.xml><?xml version="1.0" encoding="utf-8"?>
@@ -11822,6 +11854,7 @@
   <w:style w:type="character" w:default="1" w:styleId="DefaultParagraphFont">
     <w:name w:val="Default Paragraph Font"/>
     <w:uiPriority w:val="1"/>
+    <w:semiHidden/>
     <w:unhideWhenUsed/>
   </w:style>
   <w:style w:type="table" w:default="1" w:styleId="TableNormal">
@@ -12340,9 +12373,15 @@
 <file path=customXml/itemProps1.xml><?xml version="1.0" encoding="utf-8"?>
 <ds:datastoreItem xmlns:ds="http://schemas.openxmlformats.org/officeDocument/2006/customXml" ds:itemID="{D1250B38-05D2-4495-BD86-DF85DBE4CE3A}">
   <ds:schemaRefs>
+    <ds:schemaRef ds:uri="6e3c809f-d77f-4965-8c59-52bc5988e08d"/>
+    <ds:schemaRef ds:uri="http://purl.org/dc/terms/"/>
+    <ds:schemaRef ds:uri="http://www.w3.org/XML/1998/namespace"/>
+    <ds:schemaRef ds:uri="http://purl.org/dc/dcmitype/"/>
+    <ds:schemaRef ds:uri="http://purl.org/dc/elements/1.1/"/>
     <ds:schemaRef ds:uri="http://schemas.microsoft.com/office/2006/metadata/properties"/>
+    <ds:schemaRef ds:uri="http://schemas.microsoft.com/office/2006/documentManagement/types"/>
     <ds:schemaRef ds:uri="http://schemas.microsoft.com/office/infopath/2007/PartnerControls"/>
-    <ds:schemaRef ds:uri="6e3c809f-d77f-4965-8c59-52bc5988e08d"/>
+    <ds:schemaRef ds:uri="http://schemas.openxmlformats.org/package/2006/metadata/core-properties"/>
     <ds:schemaRef ds:uri="6011e175-94d7-470b-a25b-96e606435ba7"/>
   </ds:schemaRefs>
 </ds:datastoreItem>
